--- a/Opgave 6 Groenten/Opgave 6 Groenten – uitleg vaardigheden.docx
+++ b/Opgave 6 Groenten/Opgave 6 Groenten – uitleg vaardigheden.docx
@@ -4,7 +4,7 @@
   <w:body>
     <w:p>
       <w:pPr>
-        <w:spacing w:after="600"/>
+        <w:spacing w:after="60"/>
       </w:pPr>
     </w:p>
     <w:p>
@@ -41,7 +41,7 @@
     </w:p>
     <w:p>
       <w:pPr>
-        <w:spacing w:after="200"/>
+        <w:spacing w:after="120"/>
         <w:jc w:val="center"/>
       </w:pPr>
       <w:r>
@@ -386,11 +386,6 @@
         <w:spacing w:after="80"/>
       </w:pPr>
     </w:p>
-    <w:p>
-      <w:r>
-        <w:br w:type="page"/>
-      </w:r>
-    </w:p>
     <w:tbl>
       <w:tblPr>
         <w:tblW w:type="dxa" w:w="9026"/>
@@ -730,11 +725,6 @@
         <w:spacing w:after="80"/>
       </w:pPr>
     </w:p>
-    <w:p>
-      <w:r>
-        <w:br w:type="page"/>
-      </w:r>
-    </w:p>
     <w:tbl>
       <w:tblPr>
         <w:tblW w:type="dxa" w:w="9026"/>
@@ -1073,11 +1063,6 @@
       <w:pPr>
         <w:spacing w:after="80"/>
       </w:pPr>
-    </w:p>
-    <w:p>
-      <w:r>
-        <w:br w:type="page"/>
-      </w:r>
     </w:p>
     <w:tbl>
       <w:tblPr>

--- a/Opgave 6 Groenten/Opgave 6 Groenten – uitleg vaardigheden.docx
+++ b/Opgave 6 Groenten/Opgave 6 Groenten – uitleg vaardigheden.docx
@@ -4,12 +4,7 @@
   <w:body>
     <w:p>
       <w:pPr>
-        <w:spacing w:after="60"/>
-      </w:pPr>
-    </w:p>
-    <w:p>
-      <w:pPr>
-        <w:spacing w:after="80"/>
+        <w:spacing w:after="40"/>
         <w:jc w:val="center"/>
       </w:pPr>
       <w:r>
@@ -56,11 +51,7 @@
         <w:t xml:space="preserve">CE Economie 2025 Tijdvak 1</w:t>
       </w:r>
     </w:p>
-    <w:p>
-      <w:r>
-        <w:br w:type="page"/>
-      </w:r>
-    </w:p>
+    <w:p/>
     <w:tbl>
       <w:tblPr>
         <w:tblW w:type="dxa" w:w="9026"/>
